--- a/docs/a traduire/2/Capitulo_II_Metodologia_PT-BR.docx
+++ b/docs/a traduire/2/Capitulo_II_Metodologia_PT-BR.docx
@@ -100,7 +100,7 @@
                 <w:color w:val="1A2744"/>
                 <w:sz w:val="22"/>
               </w:rPr>
-              <w:t>76,9 pct do compute IA operacional mundial = EUA</w:t>
+              <w:t>78,9 pct do compute IA operacional mundial = EUA</w:t>
             </w:r>
           </w:p>
         </w:tc>
@@ -142,7 +142,7 @@
                 <w:color w:val="1A2744"/>
                 <w:sz w:val="22"/>
               </w:rPr>
-              <w:t>3,46:1 razao CACI EUA/UE (Power Mode)</w:t>
+              <w:t>3,64:1 razao CACI EUA/UE (Power Mode)</w:t>
             </w:r>
           </w:p>
         </w:tc>
@@ -877,7 +877,7 @@
           <w:color w:val="202020"/>
           <w:sz w:val="22"/>
         </w:rPr>
-        <w:t>Interpretacao economica. Em forma logaritmica, o CACI em Intensity Mode pode ser escrito ln(CACI) = 0,40 ln(F) + 0,20 ln(L) + 0,15 ln(R) - 0,25 ln(E) - ln(PIB). Esta transformacao lineariza a relacao e permite interpretar cada coeficiente como uma elasticidade. O indicador e concebido para a comparacao bilateral: a razao CACI(EUA)/CACI(UE) mede a vantagem competitiva relativa. O snapshot de abril de 2026 produz uma razao de 3,46:1 em Power Mode (F_total) - este e o numero principal deste estudo.</w:t>
+        <w:t>Interpretacao economica. Em forma logaritmica, o CACI em Intensity Mode pode ser escrito ln(CACI) = 0,40 ln(F) + 0,20 ln(L) + 0,15 ln(R) - 0,25 ln(E) - ln(PIB). Esta transformacao lineariza a relacao e permite interpretar cada coeficiente como uma elasticidade. O indicador e concebido para a comparacao bilateral: a razao CACI(EUA)/CACI(UE) mede a vantagem competitiva relativa. O snapshot de abril de 2026 produz uma razao de 3,64:1 em Power Mode (F_total) - este e o numero principal deste estudo.</w:t>
       </w:r>
     </w:p>
     <w:p>
@@ -1012,7 +1012,7 @@
           <w:color w:val="202020"/>
           <w:sz w:val="22"/>
         </w:rPr>
-        <w:t>A consequencia metodologica mais importante desta normalizacao e a revelacao de uma diferenca estrutural que os indices tradicionais ocultam. O AI Preparedness Index do FMI (Cazzaniga et al., 2024) atribui escores de 0,85 (EUA) e 0,74 (Franca), uma razao de 1,15:1, sugerindo quase paridade. O Global AI Index da Tortoise produz diferencas similares. No entanto, o CACI normalizado em Power Mode coloca a Franca em cerca de 25 e a Alemanha em cerca de 5 em uma escala onde os Estados Unidos = 100, ou seja, razoes respectivas de 4:1 e 19:1. A razao principal EUA/UE (UE agregada como 13 economias principais) e de 3,46:1. Esta divergencia nao e contraditoria: resulta do fato de que os indices multidimensionais agregam linearmente dimensoes normativas (regulacao, etica, publicacoes) que compensam aritmeticamente os deficits em fatores materiais (compute, energia). O CACI, ao isolar esses fatores materiais, expoe o abismo fisico que as metricas compostas em media apagam.</w:t>
+        <w:t>A consequencia metodologica mais importante desta normalizacao e a revelacao de uma diferenca estrutural que os indices tradicionais ocultam. O AI Preparedness Index do FMI (Cazzaniga et al., 2024) atribui escores de 0,85 (EUA) e 0,74 (Franca), uma razao de 1,15:1, sugerindo quase paridade. O Global AI Index da Tortoise produz diferencas similares. No entanto, o CACI normalizado em Power Mode coloca a Franca em cerca de 25 e a Alemanha em cerca de 5 em uma escala onde os Estados Unidos = 100, ou seja, razoes respectivas de 4:1 e 19:1. A razao principal EUA/UE (UE agregada como 13 economias principais) e de 3,64:1. Esta divergencia nao e contraditoria: resulta do fato de que os indices multidimensionais agregam linearmente dimensoes normativas (regulacao, etica, publicacoes) que compensam aritmeticamente os deficits em fatores materiais (compute, energia). O CACI, ao isolar esses fatores materiais, expoe o abismo fisico que as metricas compostas em media apagam.</w:t>
       </w:r>
     </w:p>
     <w:p>
@@ -1267,7 +1267,7 @@
           <w:color w:val="202020"/>
           <w:sz w:val="22"/>
         </w:rPr>
-        <w:t>Saidas (Power Mode F_total, normalizadas em EUA = 100). EUA = 100,0; UE(13) = 28,9; Franca = 25,3; India = 22,2; China = 15,7; Reino Unido = 7,0; Alemanha = 5,4. EAU = 55,7 em CACI Fisico mas apenas 6,0 em CACI Soberano (F_dom restrito a clusters detidos por entidades domesticas G42, MGX, Mubadala, Khazna, TII), ilustrando a decomposicao Fisico/Soberano: 99,6 por cento do F_total dos EAU e detido por atores US-side (Stargate UAE, Microsoft, OpenAI). Razoes principais: EUA/UE(13) = 3,46:1; EUA/Franca = 3,96:1; EUA/Alemanha = 18,59:1; EUA/China = 7,46:1.</w:t>
+        <w:t>Saidas (Power Mode F_total, normalizadas em EUA = 100). EUA = 100,0; UE(13) = 27,5; Franca = 25,3; India = 22,2; China = 15,7; Reino Unido = 7,0; Alemanha = 5,4. EAU = 55,7 em CACI Fisico mas apenas 6,0 em CACI Soberano (F_dom restrito a clusters detidos por entidades domesticas G42, MGX, Mubadala, Khazna, TII), ilustrando a decomposicao Fisico/Soberano: 99,6 por cento do F_total dos EAU e detido por atores US-side (Stargate UAE, Microsoft, OpenAI). Razoes principais: EUA/UE(13) = 3,64:1; EUA/Franca = 3,96:1; EUA/Alemanha = 18,59:1; EUA/China = 7,46:1.</w:t>
       </w:r>
     </w:p>
     <w:p>
@@ -1282,7 +1282,7 @@
           <w:color w:val="202020"/>
           <w:sz w:val="22"/>
         </w:rPr>
-        <w:t>Estas saidas sao reproduzidas ao vivo no painel publico. Qualquer atualizacao subsequente do painel (novos clusters, revisoes energeticas, atualizacao do PIB) atualizara mecanicamente os numeros; a metodologia nao muda. A razao de 3,46:1 em Power Mode F_total reportada na capa e ao longo deste estudo corresponde exatamente a este snapshot.</w:t>
+        <w:t>Estas saidas sao reproduzidas ao vivo no painel publico. Qualquer atualizacao subsequente do painel (novos clusters, revisoes energeticas, atualizacao do PIB) atualizara mecanicamente os numeros; a metodologia nao muda. A razao de 3,64:1 em Power Mode F_total reportada na capa e ao longo deste estudo corresponde exatamente a este snapshot.</w:t>
       </w:r>
     </w:p>
     <w:p>

--- a/docs/a traduire/2/Capitulo_II_Metodologia_PT-BR.docx
+++ b/docs/a traduire/2/Capitulo_II_Metodologia_PT-BR.docx
@@ -142,7 +142,7 @@
                 <w:color w:val="1A2744"/>
                 <w:sz w:val="22"/>
               </w:rPr>
-              <w:t>3,64:1 razao CACI EUA/UE (Power Mode)</w:t>
+              <w:t>3,47:1 razao CACI EUA/UE (Power Mode)</w:t>
             </w:r>
           </w:p>
         </w:tc>
@@ -877,7 +877,7 @@
           <w:color w:val="202020"/>
           <w:sz w:val="22"/>
         </w:rPr>
-        <w:t>Interpretacao economica. Em forma logaritmica, o CACI em Intensity Mode pode ser escrito ln(CACI) = 0,40 ln(F) + 0,20 ln(L) + 0,15 ln(R) - 0,25 ln(E) - ln(PIB). Esta transformacao lineariza a relacao e permite interpretar cada coeficiente como uma elasticidade. O indicador e concebido para a comparacao bilateral: a razao CACI(EUA)/CACI(UE) mede a vantagem competitiva relativa. O snapshot de abril de 2026 produz uma razao de 3,64:1 em Power Mode (F_total) - este e o numero principal deste estudo.</w:t>
+        <w:t>Interpretacao economica. Em forma logaritmica, o CACI em Intensity Mode pode ser escrito ln(CACI) = 0,40 ln(F) + 0,20 ln(L) + 0,15 ln(R) - 0,25 ln(E) - ln(PIB). Esta transformacao lineariza a relacao e permite interpretar cada coeficiente como uma elasticidade. O indicador e concebido para a comparacao bilateral: a razao CACI(EUA)/CACI(UE) mede a vantagem competitiva relativa. O snapshot de abril de 2026 produz uma razao de 3,47:1 em Power Mode (F_total) - este e o numero principal deste estudo.</w:t>
       </w:r>
     </w:p>
     <w:p>
@@ -1012,7 +1012,7 @@
           <w:color w:val="202020"/>
           <w:sz w:val="22"/>
         </w:rPr>
-        <w:t>A consequencia metodologica mais importante desta normalizacao e a revelacao de uma diferenca estrutural que os indices tradicionais ocultam. O AI Preparedness Index do FMI (Cazzaniga et al., 2024) atribui escores de 0,85 (EUA) e 0,74 (Franca), uma razao de 1,15:1, sugerindo quase paridade. O Global AI Index da Tortoise produz diferencas similares. No entanto, o CACI normalizado em Power Mode coloca a Franca em cerca de 25 e a Alemanha em cerca de 5 em uma escala onde os Estados Unidos = 100, ou seja, razoes respectivas de 4:1 e 19:1. A razao principal EUA/UE (UE agregada como 13 economias principais) e de 3,64:1. Esta divergencia nao e contraditoria: resulta do fato de que os indices multidimensionais agregam linearmente dimensoes normativas (regulacao, etica, publicacoes) que compensam aritmeticamente os deficits em fatores materiais (compute, energia). O CACI, ao isolar esses fatores materiais, expoe o abismo fisico que as metricas compostas em media apagam.</w:t>
+        <w:t>A consequencia metodologica mais importante desta normalizacao e a revelacao de uma diferenca estrutural que os indices tradicionais ocultam. O AI Preparedness Index do FMI (Cazzaniga et al., 2024) atribui escores de 0,85 (EUA) e 0,74 (Franca), uma razao de 1,15:1, sugerindo quase paridade. O Global AI Index da Tortoise produz diferencas similares. No entanto, o CACI normalizado em Power Mode coloca a Franca em cerca de 25 e a Alemanha em cerca de 5 em uma escala onde os Estados Unidos = 100, ou seja, razoes respectivas de 4:1 e 19:1. A razao principal EUA/UE (UE agregada como 13 economias principais) e de 3,47:1. Esta divergencia nao e contraditoria: resulta do fato de que os indices multidimensionais agregam linearmente dimensoes normativas (regulacao, etica, publicacoes) que compensam aritmeticamente os deficits em fatores materiais (compute, energia). O CACI, ao isolar esses fatores materiais, expoe o abismo fisico que as metricas compostas em media apagam.</w:t>
       </w:r>
     </w:p>
     <w:p>
@@ -1267,7 +1267,7 @@
           <w:color w:val="202020"/>
           <w:sz w:val="22"/>
         </w:rPr>
-        <w:t>Saidas (Power Mode F_total, normalizadas em EUA = 100). EUA = 100,0; UE(13) = 27,5; Franca = 25,3; India = 22,2; China = 15,7; Reino Unido = 7,0; Alemanha = 5,4. EAU = 55,7 em CACI Fisico mas apenas 6,0 em CACI Soberano (F_dom restrito a clusters detidos por entidades domesticas G42, MGX, Mubadala, Khazna, TII), ilustrando a decomposicao Fisico/Soberano: 99,6 por cento do F_total dos EAU e detido por atores US-side (Stargate UAE, Microsoft, OpenAI). Razoes principais: EUA/UE(13) = 3,64:1; EUA/Franca = 3,96:1; EUA/Alemanha = 18,59:1; EUA/China = 7,46:1.</w:t>
+        <w:t>Saidas (Power Mode F_total, normalizadas em EUA = 100). EUA = 100,0; UE(13) = 28,8; Franca = 25,3; India = 22,2; China = 15,7; Reino Unido = 7,0; Alemanha = 5,4. EAU = 55,7 em CACI Fisico mas apenas 6,0 em CACI Soberano (F_dom restrito a clusters detidos por entidades domesticas G42, MGX, Mubadala, Khazna, TII), ilustrando a decomposicao Fisico/Soberano: 99,6 por cento do F_total dos EAU e detido por atores US-side (Stargate UAE, Microsoft, OpenAI). Razoes principais: EUA/UE(13) = 3,47:1; EUA/Franca = 3,96:1; EUA/Alemanha = 18,59:1; EUA/China = 7,46:1.</w:t>
       </w:r>
     </w:p>
     <w:p>
@@ -1282,7 +1282,7 @@
           <w:color w:val="202020"/>
           <w:sz w:val="22"/>
         </w:rPr>
-        <w:t>Estas saidas sao reproduzidas ao vivo no painel publico. Qualquer atualizacao subsequente do painel (novos clusters, revisoes energeticas, atualizacao do PIB) atualizara mecanicamente os numeros; a metodologia nao muda. A razao de 3,64:1 em Power Mode F_total reportada na capa e ao longo deste estudo corresponde exatamente a este snapshot.</w:t>
+        <w:t>Estas saidas sao reproduzidas ao vivo no painel publico. Qualquer atualizacao subsequente do painel (novos clusters, revisoes energeticas, atualizacao do PIB) atualizara mecanicamente os numeros; a metodologia nao muda. A razao de 3,47:1 em Power Mode F_total reportada na capa e ao longo deste estudo corresponde exatamente a este snapshot.</w:t>
       </w:r>
     </w:p>
     <w:p>

--- a/docs/a traduire/2/Capitulo_II_Metodologia_PT-BR.docx
+++ b/docs/a traduire/2/Capitulo_II_Metodologia_PT-BR.docx
@@ -922,7 +922,7 @@
           <w:color w:val="202020"/>
           <w:sz w:val="22"/>
         </w:rPr>
-        <w:t>F(r,t) - Capacidade de compute IA instalada. A estimacao segue uma abordagem bottom-up. A camada principal vem do conjunto Epoch AI GPU Clusters (versao abril de 2026), fornecendo o desempenho em FLOP/s 16 bits e em equivalentes H100 agregado por pais para 2019-2026. As parcelas nacionais de compute operacional no snapshot de abril de 2026 sao: EUA 76,9 por cento, China 12,8 por cento, UE (13 economias principais) 4,4 por cento, Noruega 1,1 por cento, Japao 1,0 por cento.[17] Quando todos os clusters reportados sao incluidos (operacionais mais planejados), a parcela EUA passa para cerca de 50 por cento, com o Golfo (EAU, Arabia Saudita) e a Coreia capturando uma grande parcela da construcao projetada 2027-2030. A camada complementar vem da OCDE (Lehdonvirta et al., 2025), catalogando regioes cloud com aceleradores IA em 39 economias, capturando a dimensao de acessibilidade que o compute fisicamente instalado nao reflete plenamente.</w:t>
+        <w:t>F(r,t) - Capacidade de compute IA instalada. A estimacao segue uma abordagem bottom-up. A camada principal vem do conjunto Epoch AI GPU Clusters (versao abril de 2026), fornecendo o desempenho em FLOP/s 16 bits e em equivalentes H100 agregado por pais para 2019-2026. As parcelas nacionais de compute operacional no snapshot de abril de 2026 sao: EUA 78,9 por cento, China 12,8 por cento, UE (13 economias principais) 4,4 por cento, Noruega 1,1 por cento, Japao 1,0 por cento.[17] Quando todos os clusters reportados sao incluidos (operacionais mais planejados), a parcela EUA passa para cerca de 50 por cento, com o Golfo (EAU, Arabia Saudita) e a Coreia capturando uma grande parcela da construcao projetada 2027-2030. A camada complementar vem da OCDE (Lehdonvirta et al., 2025), catalogando regioes cloud com aceleradores IA em 39 economias, capturando a dimensao de acessibilidade que o compute fisicamente instalado nao reflete plenamente.</w:t>
       </w:r>
     </w:p>
     <w:p>
@@ -997,7 +997,7 @@
           <w:color w:val="202020"/>
           <w:sz w:val="22"/>
         </w:rPr>
-        <w:t>Esta escolha de normalizacao e metodologicamente fundamentada em tres argumentos. Primeiro, os Estados Unidos constituem um benchmark natural dada sua posicao dominante em todos os quatro fatores do CACI: 76,9 por cento do compute IA operacional global (Epoch AI, abril de 2026), os custos energeticos industriais efetivos mais baixos entre as principais economias da OCDE (85 USD/MWh, ajustado PPA, contra 115 na Franca e 140 na Alemanha - CSV do painel, abril de 2026), o maior PIB nominal e um ecossistema de capital humano IA inigualavel. Segundo, a normalizacao ao lider e a convencao estabelecida para indices de competitividade relativa: o RCA de Balassa (1965), o GCI do WEF (Schwab, 2019) e o Competitive Industrial Performance Index da UNIDO procedem todos por razao ao lider setorial ou nacional. Terceiro, esta normalizacao elimina ambiguidades interpretativas dos valores absolutos e permite comparacoes temporais: um CACI da Franca passando de 25 para 35 entre 2024 e 2028 significa recuperacao parcial, mesmo se os valores brutos de ambos os paises tiverem aumentado.</w:t>
+        <w:t>Esta escolha de normalizacao e metodologicamente fundamentada em tres argumentos. Primeiro, os Estados Unidos constituem um benchmark natural dada sua posicao dominante em todos os quatro fatores do CACI: 78,9 por cento do compute IA operacional global (Epoch AI, abril de 2026), os custos energeticos industriais efetivos mais baixos entre as principais economias da OCDE (85 USD/MWh, ajustado PPA, contra 115 na Franca e 140 na Alemanha - CSV do painel, abril de 2026), o maior PIB nominal e um ecossistema de capital humano IA inigualavel. Segundo, a normalizacao ao lider e a convencao estabelecida para indices de competitividade relativa: o RCA de Balassa (1965), o GCI do WEF (Schwab, 2019) e o Competitive Industrial Performance Index da UNIDO procedem todos por razao ao lider setorial ou nacional. Terceiro, esta normalizacao elimina ambiguidades interpretativas dos valores absolutos e permite comparacoes temporais: um CACI da Franca passando de 25 para 35 entre 2024 e 2028 significa recuperacao parcial, mesmo se os valores brutos de ambos os paises tiverem aumentado.</w:t>
       </w:r>
     </w:p>
     <w:p>
